--- a/Dokumentáció/jelszavak.docx
+++ b/Dokumentáció/jelszavak.docx
@@ -28,7 +28,35 @@
           <w:szCs w:val="44"/>
           <w:u w:val="single"/>
         </w:rPr>
-        <w:t>Telephelyek eszközeinek jelszavai:</w:t>
+        <w:t xml:space="preserve">Telephelyek eszközeinek </w:t>
+      </w:r>
+      <w:proofErr w:type="spellStart"/>
+      <w:r>
+        <w:rPr>
+          <w:rFonts w:ascii="Arial Black" w:hAnsi="Arial Black"/>
+          <w:b/>
+          <w:bCs/>
+          <w:i/>
+          <w:iCs/>
+          <w:sz w:val="44"/>
+          <w:szCs w:val="44"/>
+          <w:u w:val="single"/>
+        </w:rPr>
+        <w:t>jelszavai</w:t>
+      </w:r>
+      <w:proofErr w:type="spellEnd"/>
+      <w:r>
+        <w:rPr>
+          <w:rFonts w:ascii="Arial Black" w:hAnsi="Arial Black"/>
+          <w:b/>
+          <w:bCs/>
+          <w:i/>
+          <w:iCs/>
+          <w:sz w:val="44"/>
+          <w:szCs w:val="44"/>
+          <w:u w:val="single"/>
+        </w:rPr>
+        <w:t>:</w:t>
       </w:r>
     </w:p>
     <w:p>
@@ -87,8 +115,13 @@
           <w:bCs/>
         </w:rPr>
       </w:pPr>
-      <w:r>
-        <w:t>en: Kutya123#</w:t>
+      <w:proofErr w:type="spellStart"/>
+      <w:r>
+        <w:t>en</w:t>
+      </w:r>
+      <w:proofErr w:type="spellEnd"/>
+      <w:r>
+        <w:t>: Kutya123#</w:t>
       </w:r>
     </w:p>
     <w:p>
@@ -135,14 +168,48 @@
           <w:bCs/>
         </w:rPr>
       </w:pPr>
-      <w:r>
-        <w:t>ssh:</w:t>
-      </w:r>
-      <w:r>
-        <w:t xml:space="preserve"> rizserr.local</w:t>
-      </w:r>
-      <w:r>
-        <w:t xml:space="preserve"> username: Admin, jelszo: eNter123!</w:t>
+      <w:proofErr w:type="spellStart"/>
+      <w:r>
+        <w:t>ssh</w:t>
+      </w:r>
+      <w:proofErr w:type="spellEnd"/>
+      <w:r>
+        <w:t>:</w:t>
+      </w:r>
+      <w:r>
+        <w:t xml:space="preserve"> </w:t>
+      </w:r>
+      <w:proofErr w:type="spellStart"/>
+      <w:r>
+        <w:t>rizserr.local</w:t>
+      </w:r>
+      <w:proofErr w:type="spellEnd"/>
+      <w:r>
+        <w:t xml:space="preserve"> </w:t>
+      </w:r>
+      <w:proofErr w:type="spellStart"/>
+      <w:r>
+        <w:t>username</w:t>
+      </w:r>
+      <w:proofErr w:type="spellEnd"/>
+      <w:r>
+        <w:t xml:space="preserve">: </w:t>
+      </w:r>
+      <w:proofErr w:type="spellStart"/>
+      <w:r>
+        <w:t>Admin</w:t>
+      </w:r>
+      <w:proofErr w:type="spellEnd"/>
+      <w:r>
+        <w:t xml:space="preserve">, </w:t>
+      </w:r>
+      <w:proofErr w:type="spellStart"/>
+      <w:r>
+        <w:t>jelszo</w:t>
+      </w:r>
+      <w:proofErr w:type="spellEnd"/>
+      <w:r>
+        <w:t>: eNter123!</w:t>
       </w:r>
     </w:p>
     <w:p>
@@ -157,6 +224,7 @@
           <w:bCs/>
         </w:rPr>
       </w:pPr>
+      <w:proofErr w:type="spellStart"/>
       <w:r>
         <w:rPr>
           <w:b/>
@@ -164,6 +232,7 @@
         </w:rPr>
         <w:t>Switchek</w:t>
       </w:r>
+      <w:proofErr w:type="spellEnd"/>
       <w:r>
         <w:rPr>
           <w:b/>
@@ -184,8 +253,13 @@
           <w:bCs/>
         </w:rPr>
       </w:pPr>
-      <w:r>
-        <w:t>en: Malac123#</w:t>
+      <w:proofErr w:type="spellStart"/>
+      <w:r>
+        <w:t>en</w:t>
+      </w:r>
+      <w:proofErr w:type="spellEnd"/>
+      <w:r>
+        <w:t>: Malac123#</w:t>
       </w:r>
     </w:p>
     <w:p>
@@ -254,8 +328,13 @@
           <w:bCs/>
         </w:rPr>
       </w:pPr>
-      <w:r>
-        <w:t>en: Farkas123#</w:t>
+      <w:proofErr w:type="spellStart"/>
+      <w:r>
+        <w:t>en</w:t>
+      </w:r>
+      <w:proofErr w:type="spellEnd"/>
+      <w:r>
+        <w:t>: Farkas123#</w:t>
       </w:r>
     </w:p>
     <w:p>
@@ -325,8 +404,13 @@
           <w:bCs/>
         </w:rPr>
       </w:pPr>
-      <w:r>
-        <w:t>en: Zene123#</w:t>
+      <w:proofErr w:type="spellStart"/>
+      <w:r>
+        <w:t>en</w:t>
+      </w:r>
+      <w:proofErr w:type="spellEnd"/>
+      <w:r>
+        <w:t>: Zene123#</w:t>
       </w:r>
     </w:p>
     <w:p>
@@ -373,6 +457,7 @@
           <w:bCs/>
         </w:rPr>
       </w:pPr>
+      <w:proofErr w:type="spellStart"/>
       <w:r>
         <w:rPr>
           <w:b/>
@@ -380,6 +465,7 @@
         </w:rPr>
         <w:t>Switchek</w:t>
       </w:r>
+      <w:proofErr w:type="spellEnd"/>
       <w:r>
         <w:rPr>
           <w:b/>
@@ -400,8 +486,13 @@
           <w:bCs/>
         </w:rPr>
       </w:pPr>
-      <w:r>
-        <w:t>en: Csodas123#</w:t>
+      <w:proofErr w:type="spellStart"/>
+      <w:r>
+        <w:t>en</w:t>
+      </w:r>
+      <w:proofErr w:type="spellEnd"/>
+      <w:r>
+        <w:t>: Csodas123#</w:t>
       </w:r>
     </w:p>
     <w:p>
@@ -456,7 +547,23 @@
           <w:b/>
           <w:bCs/>
         </w:rPr>
-        <w:t>Site to Site VPN</w:t>
+        <w:t xml:space="preserve">Site </w:t>
+      </w:r>
+      <w:proofErr w:type="spellStart"/>
+      <w:r>
+        <w:rPr>
+          <w:b/>
+          <w:bCs/>
+        </w:rPr>
+        <w:t>to</w:t>
+      </w:r>
+      <w:proofErr w:type="spellEnd"/>
+      <w:r>
+        <w:rPr>
+          <w:b/>
+          <w:bCs/>
+        </w:rPr>
+        <w:t xml:space="preserve"> Site VPN</w:t>
       </w:r>
       <w:r>
         <w:t>:</w:t>
@@ -472,8 +579,13 @@
         <w:spacing w:after="480"/>
         <w:ind w:left="1434" w:hanging="357"/>
       </w:pPr>
-      <w:r>
-        <w:t>jelszo: titkos123</w:t>
+      <w:proofErr w:type="spellStart"/>
+      <w:r>
+        <w:t>jelszo</w:t>
+      </w:r>
+      <w:proofErr w:type="spellEnd"/>
+      <w:r>
+        <w:t>: titkos123</w:t>
       </w:r>
     </w:p>
     <w:p>
@@ -532,8 +644,13 @@
           <w:bCs/>
         </w:rPr>
       </w:pPr>
-      <w:r>
-        <w:t>en: Lagzi123#</w:t>
+      <w:proofErr w:type="spellStart"/>
+      <w:r>
+        <w:t>en</w:t>
+      </w:r>
+      <w:proofErr w:type="spellEnd"/>
+      <w:r>
+        <w:t>: Lagzi123#</w:t>
       </w:r>
     </w:p>
     <w:p>
@@ -580,6 +697,7 @@
           <w:bCs/>
         </w:rPr>
       </w:pPr>
+      <w:proofErr w:type="spellStart"/>
       <w:r>
         <w:rPr>
           <w:b/>
@@ -587,6 +705,7 @@
         </w:rPr>
         <w:t>Switchek</w:t>
       </w:r>
+      <w:proofErr w:type="spellEnd"/>
       <w:r>
         <w:rPr>
           <w:b/>
@@ -607,8 +726,13 @@
           <w:bCs/>
         </w:rPr>
       </w:pPr>
-      <w:r>
-        <w:t>en: Nagyon123#</w:t>
+      <w:proofErr w:type="spellStart"/>
+      <w:r>
+        <w:t>en</w:t>
+      </w:r>
+      <w:proofErr w:type="spellEnd"/>
+      <w:r>
+        <w:t>: Nagyon123#</w:t>
       </w:r>
     </w:p>
     <w:p>
@@ -657,6 +781,7 @@
           <w:bCs/>
         </w:rPr>
       </w:pPr>
+      <w:proofErr w:type="spellStart"/>
       <w:r>
         <w:rPr>
           <w:rFonts w:ascii="Bookman Old Style" w:hAnsi="Bookman Old Style"/>
@@ -667,7 +792,19 @@
           <w:u w:val="single"/>
         </w:rPr>
         <w:lastRenderedPageBreak/>
-        <w:t>Budapesti iroda:</w:t>
+        <w:t>Lightcenter</w:t>
+      </w:r>
+      <w:proofErr w:type="spellEnd"/>
+      <w:r>
+        <w:rPr>
+          <w:rFonts w:ascii="Bookman Old Style" w:hAnsi="Bookman Old Style"/>
+          <w:b/>
+          <w:bCs/>
+          <w:sz w:val="32"/>
+          <w:szCs w:val="32"/>
+          <w:u w:val="single"/>
+        </w:rPr>
+        <w:t>:</w:t>
       </w:r>
     </w:p>
     <w:p>
@@ -702,58 +839,45 @@
           <w:bCs/>
         </w:rPr>
       </w:pPr>
-      <w:r>
-        <w:t xml:space="preserve">en: </w:t>
-      </w:r>
-      <w:r>
-        <w:t>En</w:t>
-      </w:r>
-      <w:r>
-        <w:t>123#</w:t>
-      </w:r>
-    </w:p>
-    <w:p>
-      <w:pPr>
-        <w:pStyle w:val="Listaszerbekezds"/>
-        <w:numPr>
-          <w:ilvl w:val="1"/>
-          <w:numId w:val="2"/>
-        </w:numPr>
-        <w:rPr>
-          <w:b/>
-          <w:bCs/>
-        </w:rPr>
-      </w:pPr>
-      <w:r>
-        <w:t xml:space="preserve">konzol: </w:t>
-      </w:r>
-      <w:r>
-        <w:t>ELMENTEM</w:t>
-      </w:r>
-      <w:r>
-        <w:t>456!</w:t>
-      </w:r>
-    </w:p>
-    <w:p>
-      <w:pPr>
-        <w:pStyle w:val="Listaszerbekezds"/>
-        <w:numPr>
-          <w:ilvl w:val="1"/>
-          <w:numId w:val="2"/>
-        </w:numPr>
-        <w:rPr>
-          <w:b/>
-          <w:bCs/>
-        </w:rPr>
-      </w:pPr>
-      <w:r>
-        <w:t xml:space="preserve">távoli elérés: </w:t>
-      </w:r>
-      <w:r>
-        <w:t>Avasarba</w:t>
-      </w:r>
-      <w:r>
-        <w:t>789$</w:t>
+      <w:proofErr w:type="spellStart"/>
+      <w:r>
+        <w:t>en</w:t>
+      </w:r>
+      <w:proofErr w:type="spellEnd"/>
+      <w:r>
+        <w:t>: En123#</w:t>
+      </w:r>
+    </w:p>
+    <w:p>
+      <w:pPr>
+        <w:pStyle w:val="Listaszerbekezds"/>
+        <w:numPr>
+          <w:ilvl w:val="1"/>
+          <w:numId w:val="2"/>
+        </w:numPr>
+        <w:rPr>
+          <w:b/>
+          <w:bCs/>
+        </w:rPr>
+      </w:pPr>
+      <w:r>
+        <w:t>konzol: ELMENTEM456!</w:t>
+      </w:r>
+    </w:p>
+    <w:p>
+      <w:pPr>
+        <w:pStyle w:val="Listaszerbekezds"/>
+        <w:numPr>
+          <w:ilvl w:val="1"/>
+          <w:numId w:val="2"/>
+        </w:numPr>
+        <w:rPr>
+          <w:b/>
+          <w:bCs/>
+        </w:rPr>
+      </w:pPr>
+      <w:r>
+        <w:t>távoli elérés: Avasarba789$</w:t>
       </w:r>
     </w:p>
     <w:p>
@@ -768,6 +892,7 @@
           <w:bCs/>
         </w:rPr>
       </w:pPr>
+      <w:proofErr w:type="spellStart"/>
       <w:r>
         <w:rPr>
           <w:b/>
@@ -775,6 +900,7 @@
         </w:rPr>
         <w:t>Switchek</w:t>
       </w:r>
+      <w:proofErr w:type="spellEnd"/>
       <w:r>
         <w:rPr>
           <w:b/>
@@ -795,36 +921,29 @@
           <w:bCs/>
         </w:rPr>
       </w:pPr>
-      <w:r>
-        <w:t xml:space="preserve">en: </w:t>
-      </w:r>
-      <w:r>
-        <w:t>Egyszer</w:t>
-      </w:r>
-      <w:r>
-        <w:t>123#</w:t>
-      </w:r>
-    </w:p>
-    <w:p>
-      <w:pPr>
-        <w:pStyle w:val="Listaszerbekezds"/>
-        <w:numPr>
-          <w:ilvl w:val="1"/>
-          <w:numId w:val="2"/>
-        </w:numPr>
-        <w:rPr>
-          <w:b/>
-          <w:bCs/>
-        </w:rPr>
-      </w:pPr>
-      <w:r>
-        <w:t>konzol:</w:t>
-      </w:r>
-      <w:r>
-        <w:t xml:space="preserve"> Volt</w:t>
-      </w:r>
-      <w:r>
-        <w:t>456!</w:t>
+      <w:proofErr w:type="spellStart"/>
+      <w:r>
+        <w:t>en</w:t>
+      </w:r>
+      <w:proofErr w:type="spellEnd"/>
+      <w:r>
+        <w:t>: Egyszer123#</w:t>
+      </w:r>
+    </w:p>
+    <w:p>
+      <w:pPr>
+        <w:pStyle w:val="Listaszerbekezds"/>
+        <w:numPr>
+          <w:ilvl w:val="1"/>
+          <w:numId w:val="2"/>
+        </w:numPr>
+        <w:rPr>
+          <w:b/>
+          <w:bCs/>
+        </w:rPr>
+      </w:pPr>
+      <w:r>
+        <w:t>konzol: Volt456!</w:t>
       </w:r>
     </w:p>
     <w:p>
@@ -842,13 +961,7 @@
         </w:rPr>
       </w:pPr>
       <w:r>
-        <w:t xml:space="preserve">távoli elérés: </w:t>
-      </w:r>
-      <w:r>
-        <w:t>Budan</w:t>
-      </w:r>
-      <w:r>
-        <w:t>789$</w:t>
+        <w:t>távoli elérés: Budan789$</w:t>
       </w:r>
     </w:p>
     <w:p>
